--- a/audits/juicy-designs-seo-audit-summary.docx
+++ b/audits/juicy-designs-seo-audit-summary.docx
@@ -305,7 +305,7 @@
                 <w:sz w:val="20"/>
                 <w:szCs w:val="20"/>
               </w:rPr>
-              <w:t xml:space="preserve">Generate, review and upload the disavow file - and cancel whatever is generating the links</w:t>
+              <w:t xml:space="preserve">Review and upload the generated disavow file (604 domains) - and cancel whatever is generating the links</w:t>
             </w:r>
           </w:p>
         </w:tc>
@@ -330,7 +330,7 @@
                 <w:sz w:val="20"/>
                 <w:szCs w:val="20"/>
               </w:rPr>
-              <w:t xml:space="preserve">M</w:t>
+              <w:t xml:space="preserve">S</w:t>
             </w:r>
           </w:p>
         </w:tc>
@@ -468,7 +468,7 @@
         <w:spacing w:after="120"/>
       </w:pPr>
       <w:r>
-        <w:t xml:space="preserve">Technical detail and fix instructions: fixes/AUGUST-ADDENDUM.md. Disavow generator: scripts/build-disavow.sh.</w:t>
+        <w:t xml:space="preserve">Technical detail and fix instructions: fixes/AUGUST-ADDENDUM.md. Disavow file ready to review: fixes/disavow-juicydesigns.txt.</w:t>
       </w:r>
     </w:p>
     <w:sectPr>

--- a/audits/juicy-designs-seo-audit-summary.docx
+++ b/audits/juicy-designs-seo-audit-summary.docx
@@ -46,7 +46,7 @@
         <w:spacing w:after="120"/>
       </w:pPr>
       <w:r>
-        <w:t xml:space="preserve">The site has been under sitewide Google suppression since 17 July (impressions −88.5%, average position 27.3 → 70.4), and the analytics being used to track the recovery are measuring bot traffic rather than customers - so the single biggest lever right now is restoring trustworthy measurement before judging any of the recovery work.</w:t>
+        <w:t xml:space="preserve">The site has been under sitewide Google suppression since 17 July (impressions −88.5%, average position 27.3 to 70.4), the analytics used to track the recovery are measuring bot traffic rather than customers, and the sitemap has quietly collapsed to 38 of roughly 1,769 URLs - so the single biggest lever now is restoring trustworthy measurement and discovery before judging any recovery work.</w:t>
       </w:r>
     </w:p>
     <w:p>
@@ -94,7 +94,7 @@
         <w:spacing w:after="130"/>
       </w:pPr>
       <w:r>
-        <w:t xml:space="preserve">The homepage, which lost more than any other page (position 34.1 → 73.9), has no H1 and a duplicate title tag.</w:t>
+        <w:t xml:space="preserve">/sitemap.xml has collapsed from 1,763 URLs to 38, dropping every service page, blog post and glossary term. robots.txt points only at that file and it is not an index, so a crawler discovering the site normally sees 38 pages instead of roughly 1,769. The homepage separately has no H1 and a duplicate title tag.</w:t>
       </w:r>
     </w:p>
     <w:p>
@@ -382,7 +382,7 @@
                 <w:sz w:val="20"/>
                 <w:szCs w:val="20"/>
               </w:rPr>
-              <w:t xml:space="preserve">Add an H1 and a unique title tag to the homepage</w:t>
+              <w:t xml:space="preserve">Rebuild /sitemap.xml as a sitemapindex, and give the homepage an H1 and a unique title</w:t>
             </w:r>
           </w:p>
         </w:tc>
